--- a/implementation_changes.docx
+++ b/implementation_changes.docx
@@ -78,7 +78,7 @@
     <w:p>
       <w:r>
         <w:pict w14:anchorId="155C8073">
-          <v:rect id="_x0000_i1061" style="width:0;height:1.5pt" o:hralign="center" o:hrstd="t" o:hr="t" fillcolor="#a0a0a0" stroked="f"/>
+          <v:rect id="_x0000_i1025" style="width:0;height:1.5pt" o:hralign="center" o:hrstd="t" o:hr="t" fillcolor="#a0a0a0" stroked="f"/>
         </w:pict>
       </w:r>
     </w:p>
@@ -327,8 +327,13 @@
       </w:r>
     </w:p>
     <w:p>
-      <w:r>
-        <w:t>So we don't have to build and maintain our own place database.</w:t>
+      <w:proofErr w:type="gramStart"/>
+      <w:r>
+        <w:t>So</w:t>
+      </w:r>
+      <w:proofErr w:type="gramEnd"/>
+      <w:r>
+        <w:t xml:space="preserve"> we don't have to build and maintain our own place database.</w:t>
       </w:r>
     </w:p>
     <w:p>
@@ -369,7 +374,7 @@
     <w:p>
       <w:r>
         <w:pict w14:anchorId="18B88848">
-          <v:rect id="_x0000_i1062" style="width:0;height:1.5pt" o:hralign="center" o:hrstd="t" o:hr="t" fillcolor="#a0a0a0" stroked="f"/>
+          <v:rect id="_x0000_i1026" style="width:0;height:1.5pt" o:hralign="center" o:hrstd="t" o:hr="t" fillcolor="#a0a0a0" stroked="f"/>
         </w:pict>
       </w:r>
     </w:p>
@@ -558,7 +563,15 @@
     </w:p>
     <w:p>
       <w:r>
-        <w:t>"VIT university Chennai"</w:t>
+        <w:t xml:space="preserve">"VIT </w:t>
+      </w:r>
+      <w:proofErr w:type="gramStart"/>
+      <w:r>
+        <w:t>university</w:t>
+      </w:r>
+      <w:proofErr w:type="gramEnd"/>
+      <w:r>
+        <w:t xml:space="preserve"> Chennai"</w:t>
       </w:r>
     </w:p>
     <w:p>
@@ -699,7 +712,7 @@
     <w:p>
       <w:r>
         <w:pict w14:anchorId="7A50F716">
-          <v:rect id="_x0000_i1063" style="width:0;height:1.5pt" o:hralign="center" o:hrstd="t" o:hr="t" fillcolor="#a0a0a0" stroked="f"/>
+          <v:rect id="_x0000_i1027" style="width:0;height:1.5pt" o:hralign="center" o:hrstd="t" o:hr="t" fillcolor="#a0a0a0" stroked="f"/>
         </w:pict>
       </w:r>
     </w:p>
@@ -1422,7 +1435,7 @@
     <w:p>
       <w:r>
         <w:pict w14:anchorId="0F240B65">
-          <v:rect id="_x0000_i1064" style="width:0;height:1.5pt" o:hralign="center" o:hrstd="t" o:hr="t" fillcolor="#a0a0a0" stroked="f"/>
+          <v:rect id="_x0000_i1028" style="width:0;height:1.5pt" o:hralign="center" o:hrstd="t" o:hr="t" fillcolor="#a0a0a0" stroked="f"/>
         </w:pict>
       </w:r>
     </w:p>
@@ -1772,7 +1785,7 @@
     <w:p>
       <w:r>
         <w:pict w14:anchorId="74D5D3AA">
-          <v:rect id="_x0000_i1065" style="width:0;height:1.5pt" o:hralign="center" o:hrstd="t" o:hr="t" fillcolor="#a0a0a0" stroked="f"/>
+          <v:rect id="_x0000_i1029" style="width:0;height:1.5pt" o:hralign="center" o:hrstd="t" o:hr="t" fillcolor="#a0a0a0" stroked="f"/>
         </w:pict>
       </w:r>
     </w:p>
@@ -1946,8 +1959,13 @@
       </w:r>
     </w:p>
     <w:p>
-      <w:r>
-        <w:t>So we select it.</w:t>
+      <w:proofErr w:type="gramStart"/>
+      <w:r>
+        <w:t>So</w:t>
+      </w:r>
+      <w:proofErr w:type="gramEnd"/>
+      <w:r>
+        <w:t xml:space="preserve"> we select it.</w:t>
       </w:r>
     </w:p>
     <w:p>
@@ -2174,7 +2192,15 @@
         <w:t>──</w:t>
       </w:r>
       <w:r>
-        <w:t xml:space="preserve"> nearest bus stop         500 m</w:t>
+        <w:t xml:space="preserve"> nearest bus </w:t>
+      </w:r>
+      <w:proofErr w:type="gramStart"/>
+      <w:r>
+        <w:t>stop</w:t>
+      </w:r>
+      <w:proofErr w:type="gramEnd"/>
+      <w:r>
+        <w:t xml:space="preserve">         500 m</w:t>
       </w:r>
     </w:p>
     <w:p>
@@ -2195,7 +2221,7 @@
     <w:p>
       <w:r>
         <w:pict w14:anchorId="4A2626E1">
-          <v:rect id="_x0000_i1066" style="width:0;height:1.5pt" o:hralign="center" o:hrstd="t" o:hr="t" fillcolor="#a0a0a0" stroked="f"/>
+          <v:rect id="_x0000_i1030" style="width:0;height:1.5pt" o:hralign="center" o:hrstd="t" o:hr="t" fillcolor="#a0a0a0" stroked="f"/>
         </w:pict>
       </w:r>
     </w:p>
@@ -2206,18 +2232,28 @@
           <w:bCs/>
         </w:rPr>
       </w:pPr>
-      <w:r>
-        <w:rPr>
-          <w:b/>
-          <w:bCs/>
-        </w:rPr>
-        <w:t>So which one should we use?</w:t>
+      <w:proofErr w:type="gramStart"/>
+      <w:r>
+        <w:rPr>
+          <w:b/>
+          <w:bCs/>
+        </w:rPr>
+        <w:t>So</w:t>
+      </w:r>
+      <w:proofErr w:type="gramEnd"/>
+      <w:r>
+        <w:rPr>
+          <w:b/>
+          <w:bCs/>
+        </w:rPr>
+        <w:t xml:space="preserve"> which one should we use?</w:t>
       </w:r>
     </w:p>
     <w:p>
       <w:r>
         <w:t xml:space="preserve">For </w:t>
       </w:r>
+      <w:proofErr w:type="spellStart"/>
       <w:r>
         <w:rPr>
           <w:b/>
@@ -2225,6 +2261,7 @@
         </w:rPr>
         <w:t>SmartHomes</w:t>
       </w:r>
+      <w:proofErr w:type="spellEnd"/>
       <w:r>
         <w:t>, I'd make:</w:t>
       </w:r>
@@ -2357,10 +2394,1047 @@
       </w:r>
     </w:p>
     <w:p>
+      <w:pPr>
+        <w:rPr>
+          <w:b/>
+          <w:bCs/>
+        </w:rPr>
+      </w:pPr>
       <w:r>
         <w:t>We can make the vector component meaningful without forcing it to solve a problem—geographic entity resolution—that a proper place-search service is already better at.</w:t>
       </w:r>
-    </w:p>
+      <w:r>
+        <w:br/>
+      </w:r>
+      <w:r>
+        <w:br/>
+      </w:r>
+      <w:r>
+        <w:br/>
+      </w:r>
+      <w:r>
+        <w:br/>
+      </w:r>
+      <w:r>
+        <w:br/>
+      </w:r>
+      <w:r>
+        <w:rPr>
+          <w:b/>
+          <w:bCs/>
+        </w:rPr>
+        <w:t>Evaluation Metrics</w:t>
+      </w:r>
+      <w:r>
+        <w:rPr>
+          <w:b/>
+          <w:bCs/>
+        </w:rPr>
+        <w:br/>
+      </w:r>
+      <w:r>
+        <w:rPr>
+          <w:b/>
+          <w:bCs/>
+        </w:rPr>
+        <w:br/>
+      </w:r>
+      <w:r>
+        <w:rPr>
+          <w:b/>
+          <w:bCs/>
+        </w:rPr>
+        <w:t>12. Our final evaluation dashboard</w:t>
+      </w:r>
+    </w:p>
+    <w:p>
+      <w:r>
+        <w:t>At the end, I would aim for something like this:</w:t>
+      </w:r>
+    </w:p>
+    <w:p>
+      <w:pPr>
+        <w:rPr>
+          <w:b/>
+          <w:bCs/>
+        </w:rPr>
+      </w:pPr>
+      <w:r>
+        <w:rPr>
+          <w:b/>
+          <w:bCs/>
+        </w:rPr>
+        <w:t>NLP</w:t>
+      </w:r>
+    </w:p>
+    <w:tbl>
+      <w:tblPr>
+        <w:tblW w:w="0" w:type="auto"/>
+        <w:tblCellSpacing w:w="15" w:type="dxa"/>
+        <w:tblCellMar>
+          <w:top w:w="15" w:type="dxa"/>
+          <w:left w:w="15" w:type="dxa"/>
+          <w:bottom w:w="15" w:type="dxa"/>
+          <w:right w:w="15" w:type="dxa"/>
+        </w:tblCellMar>
+        <w:tblLook w:val="04A0" w:firstRow="1" w:lastRow="0" w:firstColumn="1" w:lastColumn="0" w:noHBand="0" w:noVBand="1"/>
+      </w:tblPr>
+      <w:tblGrid>
+        <w:gridCol w:w="1767"/>
+        <w:gridCol w:w="643"/>
+      </w:tblGrid>
+      <w:tr>
+        <w:trPr>
+          <w:tblHeader/>
+          <w:tblCellSpacing w:w="15" w:type="dxa"/>
+        </w:trPr>
+        <w:tc>
+          <w:tcPr>
+            <w:tcW w:w="0" w:type="auto"/>
+            <w:vAlign w:val="center"/>
+            <w:hideMark/>
+          </w:tcPr>
+          <w:p>
+            <w:pPr>
+              <w:rPr>
+                <w:b/>
+                <w:bCs/>
+              </w:rPr>
+            </w:pPr>
+            <w:r>
+              <w:rPr>
+                <w:b/>
+                <w:bCs/>
+              </w:rPr>
+              <w:t>Metric</w:t>
+            </w:r>
+          </w:p>
+        </w:tc>
+        <w:tc>
+          <w:tcPr>
+            <w:tcW w:w="0" w:type="auto"/>
+            <w:vAlign w:val="center"/>
+            <w:hideMark/>
+          </w:tcPr>
+          <w:p>
+            <w:pPr>
+              <w:rPr>
+                <w:b/>
+                <w:bCs/>
+              </w:rPr>
+            </w:pPr>
+            <w:r>
+              <w:rPr>
+                <w:b/>
+                <w:bCs/>
+              </w:rPr>
+              <w:t>Result</w:t>
+            </w:r>
+          </w:p>
+        </w:tc>
+      </w:tr>
+      <w:tr>
+        <w:trPr>
+          <w:tblCellSpacing w:w="15" w:type="dxa"/>
+        </w:trPr>
+        <w:tc>
+          <w:tcPr>
+            <w:tcW w:w="0" w:type="auto"/>
+            <w:vAlign w:val="center"/>
+            <w:hideMark/>
+          </w:tcPr>
+          <w:p>
+            <w:r>
+              <w:t>Intent Accuracy</w:t>
+            </w:r>
+          </w:p>
+        </w:tc>
+        <w:tc>
+          <w:tcPr>
+            <w:tcW w:w="0" w:type="auto"/>
+            <w:vAlign w:val="center"/>
+            <w:hideMark/>
+          </w:tcPr>
+          <w:p>
+            <w:r>
+              <w:t>XX%</w:t>
+            </w:r>
+          </w:p>
+        </w:tc>
+      </w:tr>
+      <w:tr>
+        <w:trPr>
+          <w:tblCellSpacing w:w="15" w:type="dxa"/>
+        </w:trPr>
+        <w:tc>
+          <w:tcPr>
+            <w:tcW w:w="0" w:type="auto"/>
+            <w:vAlign w:val="center"/>
+            <w:hideMark/>
+          </w:tcPr>
+          <w:p>
+            <w:r>
+              <w:t>Entity Precision</w:t>
+            </w:r>
+          </w:p>
+        </w:tc>
+        <w:tc>
+          <w:tcPr>
+            <w:tcW w:w="0" w:type="auto"/>
+            <w:vAlign w:val="center"/>
+            <w:hideMark/>
+          </w:tcPr>
+          <w:p>
+            <w:r>
+              <w:t>XX%</w:t>
+            </w:r>
+          </w:p>
+        </w:tc>
+      </w:tr>
+      <w:tr>
+        <w:trPr>
+          <w:tblCellSpacing w:w="15" w:type="dxa"/>
+        </w:trPr>
+        <w:tc>
+          <w:tcPr>
+            <w:tcW w:w="0" w:type="auto"/>
+            <w:vAlign w:val="center"/>
+            <w:hideMark/>
+          </w:tcPr>
+          <w:p>
+            <w:r>
+              <w:t>Entity Recall</w:t>
+            </w:r>
+          </w:p>
+        </w:tc>
+        <w:tc>
+          <w:tcPr>
+            <w:tcW w:w="0" w:type="auto"/>
+            <w:vAlign w:val="center"/>
+            <w:hideMark/>
+          </w:tcPr>
+          <w:p>
+            <w:r>
+              <w:t>XX%</w:t>
+            </w:r>
+          </w:p>
+        </w:tc>
+      </w:tr>
+      <w:tr>
+        <w:trPr>
+          <w:tblCellSpacing w:w="15" w:type="dxa"/>
+        </w:trPr>
+        <w:tc>
+          <w:tcPr>
+            <w:tcW w:w="0" w:type="auto"/>
+            <w:vAlign w:val="center"/>
+            <w:hideMark/>
+          </w:tcPr>
+          <w:p>
+            <w:r>
+              <w:t>Entity F1</w:t>
+            </w:r>
+          </w:p>
+        </w:tc>
+        <w:tc>
+          <w:tcPr>
+            <w:tcW w:w="0" w:type="auto"/>
+            <w:vAlign w:val="center"/>
+            <w:hideMark/>
+          </w:tcPr>
+          <w:p>
+            <w:r>
+              <w:t>XX%</w:t>
+            </w:r>
+          </w:p>
+        </w:tc>
+      </w:tr>
+      <w:tr>
+        <w:trPr>
+          <w:tblCellSpacing w:w="15" w:type="dxa"/>
+        </w:trPr>
+        <w:tc>
+          <w:tcPr>
+            <w:tcW w:w="0" w:type="auto"/>
+            <w:vAlign w:val="center"/>
+            <w:hideMark/>
+          </w:tcPr>
+          <w:p>
+            <w:r>
+              <w:t>Query Exact Match</w:t>
+            </w:r>
+          </w:p>
+        </w:tc>
+        <w:tc>
+          <w:tcPr>
+            <w:tcW w:w="0" w:type="auto"/>
+            <w:vAlign w:val="center"/>
+            <w:hideMark/>
+          </w:tcPr>
+          <w:p>
+            <w:r>
+              <w:t>XX%</w:t>
+            </w:r>
+          </w:p>
+        </w:tc>
+      </w:tr>
+    </w:tbl>
+    <w:p>
+      <w:pPr>
+        <w:rPr>
+          <w:b/>
+          <w:bCs/>
+        </w:rPr>
+      </w:pPr>
+      <w:r>
+        <w:rPr>
+          <w:b/>
+          <w:bCs/>
+        </w:rPr>
+        <w:t>POI Resolution</w:t>
+      </w:r>
+    </w:p>
+    <w:tbl>
+      <w:tblPr>
+        <w:tblW w:w="0" w:type="auto"/>
+        <w:tblCellSpacing w:w="15" w:type="dxa"/>
+        <w:tblCellMar>
+          <w:top w:w="15" w:type="dxa"/>
+          <w:left w:w="15" w:type="dxa"/>
+          <w:bottom w:w="15" w:type="dxa"/>
+          <w:right w:w="15" w:type="dxa"/>
+        </w:tblCellMar>
+        <w:tblLook w:val="04A0" w:firstRow="1" w:lastRow="0" w:firstColumn="1" w:lastColumn="0" w:noHBand="0" w:noVBand="1"/>
+      </w:tblPr>
+      <w:tblGrid>
+        <w:gridCol w:w="2298"/>
+        <w:gridCol w:w="643"/>
+      </w:tblGrid>
+      <w:tr>
+        <w:trPr>
+          <w:tblHeader/>
+          <w:tblCellSpacing w:w="15" w:type="dxa"/>
+        </w:trPr>
+        <w:tc>
+          <w:tcPr>
+            <w:tcW w:w="0" w:type="auto"/>
+            <w:vAlign w:val="center"/>
+            <w:hideMark/>
+          </w:tcPr>
+          <w:p>
+            <w:pPr>
+              <w:rPr>
+                <w:b/>
+                <w:bCs/>
+              </w:rPr>
+            </w:pPr>
+            <w:r>
+              <w:rPr>
+                <w:b/>
+                <w:bCs/>
+              </w:rPr>
+              <w:lastRenderedPageBreak/>
+              <w:t>Metric</w:t>
+            </w:r>
+          </w:p>
+        </w:tc>
+        <w:tc>
+          <w:tcPr>
+            <w:tcW w:w="0" w:type="auto"/>
+            <w:vAlign w:val="center"/>
+            <w:hideMark/>
+          </w:tcPr>
+          <w:p>
+            <w:pPr>
+              <w:rPr>
+                <w:b/>
+                <w:bCs/>
+              </w:rPr>
+            </w:pPr>
+            <w:r>
+              <w:rPr>
+                <w:b/>
+                <w:bCs/>
+              </w:rPr>
+              <w:t>Result</w:t>
+            </w:r>
+          </w:p>
+        </w:tc>
+      </w:tr>
+      <w:tr>
+        <w:trPr>
+          <w:tblCellSpacing w:w="15" w:type="dxa"/>
+        </w:trPr>
+        <w:tc>
+          <w:tcPr>
+            <w:tcW w:w="0" w:type="auto"/>
+            <w:vAlign w:val="center"/>
+            <w:hideMark/>
+          </w:tcPr>
+          <w:p>
+            <w:r>
+              <w:t>Top-1 Accuracy</w:t>
+            </w:r>
+          </w:p>
+        </w:tc>
+        <w:tc>
+          <w:tcPr>
+            <w:tcW w:w="0" w:type="auto"/>
+            <w:vAlign w:val="center"/>
+            <w:hideMark/>
+          </w:tcPr>
+          <w:p>
+            <w:r>
+              <w:t>XX%</w:t>
+            </w:r>
+          </w:p>
+        </w:tc>
+      </w:tr>
+      <w:tr>
+        <w:trPr>
+          <w:tblCellSpacing w:w="15" w:type="dxa"/>
+        </w:trPr>
+        <w:tc>
+          <w:tcPr>
+            <w:tcW w:w="0" w:type="auto"/>
+            <w:vAlign w:val="center"/>
+            <w:hideMark/>
+          </w:tcPr>
+          <w:p>
+            <w:r>
+              <w:t>Top-3 Accuracy</w:t>
+            </w:r>
+          </w:p>
+        </w:tc>
+        <w:tc>
+          <w:tcPr>
+            <w:tcW w:w="0" w:type="auto"/>
+            <w:vAlign w:val="center"/>
+            <w:hideMark/>
+          </w:tcPr>
+          <w:p>
+            <w:r>
+              <w:t>XX%</w:t>
+            </w:r>
+          </w:p>
+        </w:tc>
+      </w:tr>
+      <w:tr>
+        <w:trPr>
+          <w:tblCellSpacing w:w="15" w:type="dxa"/>
+        </w:trPr>
+        <w:tc>
+          <w:tcPr>
+            <w:tcW w:w="0" w:type="auto"/>
+            <w:vAlign w:val="center"/>
+            <w:hideMark/>
+          </w:tcPr>
+          <w:p>
+            <w:r>
+              <w:t>Precision</w:t>
+            </w:r>
+          </w:p>
+        </w:tc>
+        <w:tc>
+          <w:tcPr>
+            <w:tcW w:w="0" w:type="auto"/>
+            <w:vAlign w:val="center"/>
+            <w:hideMark/>
+          </w:tcPr>
+          <w:p>
+            <w:r>
+              <w:t>XX%</w:t>
+            </w:r>
+          </w:p>
+        </w:tc>
+      </w:tr>
+      <w:tr>
+        <w:trPr>
+          <w:tblCellSpacing w:w="15" w:type="dxa"/>
+        </w:trPr>
+        <w:tc>
+          <w:tcPr>
+            <w:tcW w:w="0" w:type="auto"/>
+            <w:vAlign w:val="center"/>
+            <w:hideMark/>
+          </w:tcPr>
+          <w:p>
+            <w:r>
+              <w:t>Recall</w:t>
+            </w:r>
+          </w:p>
+        </w:tc>
+        <w:tc>
+          <w:tcPr>
+            <w:tcW w:w="0" w:type="auto"/>
+            <w:vAlign w:val="center"/>
+            <w:hideMark/>
+          </w:tcPr>
+          <w:p>
+            <w:r>
+              <w:t>XX%</w:t>
+            </w:r>
+          </w:p>
+        </w:tc>
+      </w:tr>
+      <w:tr>
+        <w:trPr>
+          <w:tblCellSpacing w:w="15" w:type="dxa"/>
+        </w:trPr>
+        <w:tc>
+          <w:tcPr>
+            <w:tcW w:w="0" w:type="auto"/>
+            <w:vAlign w:val="center"/>
+            <w:hideMark/>
+          </w:tcPr>
+          <w:p>
+            <w:r>
+              <w:t>F1</w:t>
+            </w:r>
+          </w:p>
+        </w:tc>
+        <w:tc>
+          <w:tcPr>
+            <w:tcW w:w="0" w:type="auto"/>
+            <w:vAlign w:val="center"/>
+            <w:hideMark/>
+          </w:tcPr>
+          <w:p>
+            <w:r>
+              <w:t>XX%</w:t>
+            </w:r>
+          </w:p>
+        </w:tc>
+      </w:tr>
+      <w:tr>
+        <w:trPr>
+          <w:tblCellSpacing w:w="15" w:type="dxa"/>
+        </w:trPr>
+        <w:tc>
+          <w:tcPr>
+            <w:tcW w:w="0" w:type="auto"/>
+            <w:vAlign w:val="center"/>
+            <w:hideMark/>
+          </w:tcPr>
+          <w:p>
+            <w:r>
+              <w:t>Median Coordinate Error</w:t>
+            </w:r>
+          </w:p>
+        </w:tc>
+        <w:tc>
+          <w:tcPr>
+            <w:tcW w:w="0" w:type="auto"/>
+            <w:vAlign w:val="center"/>
+            <w:hideMark/>
+          </w:tcPr>
+          <w:p>
+            <w:r>
+              <w:t>XX m</w:t>
+            </w:r>
+          </w:p>
+        </w:tc>
+      </w:tr>
+      <w:tr>
+        <w:trPr>
+          <w:tblCellSpacing w:w="15" w:type="dxa"/>
+        </w:trPr>
+        <w:tc>
+          <w:tcPr>
+            <w:tcW w:w="0" w:type="auto"/>
+            <w:vAlign w:val="center"/>
+            <w:hideMark/>
+          </w:tcPr>
+          <w:p>
+            <w:r>
+              <w:t>False Acceptance Rate</w:t>
+            </w:r>
+          </w:p>
+        </w:tc>
+        <w:tc>
+          <w:tcPr>
+            <w:tcW w:w="0" w:type="auto"/>
+            <w:vAlign w:val="center"/>
+            <w:hideMark/>
+          </w:tcPr>
+          <w:p>
+            <w:r>
+              <w:t>XX%</w:t>
+            </w:r>
+          </w:p>
+        </w:tc>
+      </w:tr>
+      <w:tr>
+        <w:trPr>
+          <w:tblCellSpacing w:w="15" w:type="dxa"/>
+        </w:trPr>
+        <w:tc>
+          <w:tcPr>
+            <w:tcW w:w="0" w:type="auto"/>
+            <w:vAlign w:val="center"/>
+            <w:hideMark/>
+          </w:tcPr>
+          <w:p>
+            <w:r>
+              <w:t>Ambiguity Rate</w:t>
+            </w:r>
+          </w:p>
+        </w:tc>
+        <w:tc>
+          <w:tcPr>
+            <w:tcW w:w="0" w:type="auto"/>
+            <w:vAlign w:val="center"/>
+            <w:hideMark/>
+          </w:tcPr>
+          <w:p>
+            <w:r>
+              <w:t>XX%</w:t>
+            </w:r>
+          </w:p>
+        </w:tc>
+      </w:tr>
+    </w:tbl>
+    <w:p>
+      <w:pPr>
+        <w:rPr>
+          <w:b/>
+          <w:bCs/>
+        </w:rPr>
+      </w:pPr>
+      <w:r>
+        <w:rPr>
+          <w:b/>
+          <w:bCs/>
+        </w:rPr>
+        <w:t>Search</w:t>
+      </w:r>
+    </w:p>
+    <w:tbl>
+      <w:tblPr>
+        <w:tblW w:w="0" w:type="auto"/>
+        <w:tblCellSpacing w:w="15" w:type="dxa"/>
+        <w:tblCellMar>
+          <w:top w:w="15" w:type="dxa"/>
+          <w:left w:w="15" w:type="dxa"/>
+          <w:bottom w:w="15" w:type="dxa"/>
+          <w:right w:w="15" w:type="dxa"/>
+        </w:tblCellMar>
+        <w:tblLook w:val="04A0" w:firstRow="1" w:lastRow="0" w:firstColumn="1" w:lastColumn="0" w:noHBand="0" w:noVBand="1"/>
+      </w:tblPr>
+      <w:tblGrid>
+        <w:gridCol w:w="1304"/>
+        <w:gridCol w:w="643"/>
+      </w:tblGrid>
+      <w:tr>
+        <w:trPr>
+          <w:tblHeader/>
+          <w:tblCellSpacing w:w="15" w:type="dxa"/>
+        </w:trPr>
+        <w:tc>
+          <w:tcPr>
+            <w:tcW w:w="0" w:type="auto"/>
+            <w:vAlign w:val="center"/>
+            <w:hideMark/>
+          </w:tcPr>
+          <w:p>
+            <w:pPr>
+              <w:rPr>
+                <w:b/>
+                <w:bCs/>
+              </w:rPr>
+            </w:pPr>
+            <w:r>
+              <w:rPr>
+                <w:b/>
+                <w:bCs/>
+              </w:rPr>
+              <w:t>Metric</w:t>
+            </w:r>
+          </w:p>
+        </w:tc>
+        <w:tc>
+          <w:tcPr>
+            <w:tcW w:w="0" w:type="auto"/>
+            <w:vAlign w:val="center"/>
+            <w:hideMark/>
+          </w:tcPr>
+          <w:p>
+            <w:pPr>
+              <w:rPr>
+                <w:b/>
+                <w:bCs/>
+              </w:rPr>
+            </w:pPr>
+            <w:r>
+              <w:rPr>
+                <w:b/>
+                <w:bCs/>
+              </w:rPr>
+              <w:t>Result</w:t>
+            </w:r>
+          </w:p>
+        </w:tc>
+      </w:tr>
+      <w:tr>
+        <w:trPr>
+          <w:tblCellSpacing w:w="15" w:type="dxa"/>
+        </w:trPr>
+        <w:tc>
+          <w:tcPr>
+            <w:tcW w:w="0" w:type="auto"/>
+            <w:vAlign w:val="center"/>
+            <w:hideMark/>
+          </w:tcPr>
+          <w:p>
+            <w:r>
+              <w:t>Precision@5</w:t>
+            </w:r>
+          </w:p>
+        </w:tc>
+        <w:tc>
+          <w:tcPr>
+            <w:tcW w:w="0" w:type="auto"/>
+            <w:vAlign w:val="center"/>
+            <w:hideMark/>
+          </w:tcPr>
+          <w:p>
+            <w:r>
+              <w:t>XX%</w:t>
+            </w:r>
+          </w:p>
+        </w:tc>
+      </w:tr>
+      <w:tr>
+        <w:trPr>
+          <w:tblCellSpacing w:w="15" w:type="dxa"/>
+        </w:trPr>
+        <w:tc>
+          <w:tcPr>
+            <w:tcW w:w="0" w:type="auto"/>
+            <w:vAlign w:val="center"/>
+            <w:hideMark/>
+          </w:tcPr>
+          <w:p>
+            <w:r>
+              <w:t>Precision@10</w:t>
+            </w:r>
+          </w:p>
+        </w:tc>
+        <w:tc>
+          <w:tcPr>
+            <w:tcW w:w="0" w:type="auto"/>
+            <w:vAlign w:val="center"/>
+            <w:hideMark/>
+          </w:tcPr>
+          <w:p>
+            <w:r>
+              <w:t>XX%</w:t>
+            </w:r>
+          </w:p>
+        </w:tc>
+      </w:tr>
+      <w:tr>
+        <w:trPr>
+          <w:tblCellSpacing w:w="15" w:type="dxa"/>
+        </w:trPr>
+        <w:tc>
+          <w:tcPr>
+            <w:tcW w:w="0" w:type="auto"/>
+            <w:vAlign w:val="center"/>
+            <w:hideMark/>
+          </w:tcPr>
+          <w:p>
+            <w:r>
+              <w:t>Recall@10</w:t>
+            </w:r>
+          </w:p>
+        </w:tc>
+        <w:tc>
+          <w:tcPr>
+            <w:tcW w:w="0" w:type="auto"/>
+            <w:vAlign w:val="center"/>
+            <w:hideMark/>
+          </w:tcPr>
+          <w:p>
+            <w:r>
+              <w:t>XX%</w:t>
+            </w:r>
+          </w:p>
+        </w:tc>
+      </w:tr>
+      <w:tr>
+        <w:trPr>
+          <w:tblCellSpacing w:w="15" w:type="dxa"/>
+        </w:trPr>
+        <w:tc>
+          <w:tcPr>
+            <w:tcW w:w="0" w:type="auto"/>
+            <w:vAlign w:val="center"/>
+            <w:hideMark/>
+          </w:tcPr>
+          <w:p>
+            <w:r>
+              <w:t>NDCG@10</w:t>
+            </w:r>
+          </w:p>
+        </w:tc>
+        <w:tc>
+          <w:tcPr>
+            <w:tcW w:w="0" w:type="auto"/>
+            <w:vAlign w:val="center"/>
+            <w:hideMark/>
+          </w:tcPr>
+          <w:p>
+            <w:r>
+              <w:t>XX%</w:t>
+            </w:r>
+          </w:p>
+        </w:tc>
+      </w:tr>
+      <w:tr>
+        <w:trPr>
+          <w:tblCellSpacing w:w="15" w:type="dxa"/>
+        </w:trPr>
+        <w:tc>
+          <w:tcPr>
+            <w:tcW w:w="0" w:type="auto"/>
+            <w:vAlign w:val="center"/>
+            <w:hideMark/>
+          </w:tcPr>
+          <w:p>
+            <w:r>
+              <w:t>MRR</w:t>
+            </w:r>
+          </w:p>
+        </w:tc>
+        <w:tc>
+          <w:tcPr>
+            <w:tcW w:w="0" w:type="auto"/>
+            <w:vAlign w:val="center"/>
+            <w:hideMark/>
+          </w:tcPr>
+          <w:p>
+            <w:r>
+              <w:t>XX%</w:t>
+            </w:r>
+          </w:p>
+        </w:tc>
+      </w:tr>
+    </w:tbl>
+    <w:p>
+      <w:pPr>
+        <w:rPr>
+          <w:b/>
+          <w:bCs/>
+        </w:rPr>
+      </w:pPr>
+      <w:r>
+        <w:rPr>
+          <w:b/>
+          <w:bCs/>
+        </w:rPr>
+        <w:t>System</w:t>
+      </w:r>
+    </w:p>
+    <w:tbl>
+      <w:tblPr>
+        <w:tblW w:w="0" w:type="auto"/>
+        <w:tblCellSpacing w:w="15" w:type="dxa"/>
+        <w:tblCellMar>
+          <w:top w:w="15" w:type="dxa"/>
+          <w:left w:w="15" w:type="dxa"/>
+          <w:bottom w:w="15" w:type="dxa"/>
+          <w:right w:w="15" w:type="dxa"/>
+        </w:tblCellMar>
+        <w:tblLook w:val="04A0" w:firstRow="1" w:lastRow="0" w:firstColumn="1" w:lastColumn="0" w:noHBand="0" w:noVBand="1"/>
+      </w:tblPr>
+      <w:tblGrid>
+        <w:gridCol w:w="2262"/>
+        <w:gridCol w:w="643"/>
+      </w:tblGrid>
+      <w:tr>
+        <w:trPr>
+          <w:tblHeader/>
+          <w:tblCellSpacing w:w="15" w:type="dxa"/>
+        </w:trPr>
+        <w:tc>
+          <w:tcPr>
+            <w:tcW w:w="0" w:type="auto"/>
+            <w:vAlign w:val="center"/>
+            <w:hideMark/>
+          </w:tcPr>
+          <w:p>
+            <w:pPr>
+              <w:rPr>
+                <w:b/>
+                <w:bCs/>
+              </w:rPr>
+            </w:pPr>
+            <w:r>
+              <w:rPr>
+                <w:b/>
+                <w:bCs/>
+              </w:rPr>
+              <w:t>Metric</w:t>
+            </w:r>
+          </w:p>
+        </w:tc>
+        <w:tc>
+          <w:tcPr>
+            <w:tcW w:w="0" w:type="auto"/>
+            <w:vAlign w:val="center"/>
+            <w:hideMark/>
+          </w:tcPr>
+          <w:p>
+            <w:pPr>
+              <w:rPr>
+                <w:b/>
+                <w:bCs/>
+              </w:rPr>
+            </w:pPr>
+            <w:r>
+              <w:rPr>
+                <w:b/>
+                <w:bCs/>
+              </w:rPr>
+              <w:t>Result</w:t>
+            </w:r>
+          </w:p>
+        </w:tc>
+      </w:tr>
+      <w:tr>
+        <w:trPr>
+          <w:tblCellSpacing w:w="15" w:type="dxa"/>
+        </w:trPr>
+        <w:tc>
+          <w:tcPr>
+            <w:tcW w:w="0" w:type="auto"/>
+            <w:vAlign w:val="center"/>
+            <w:hideMark/>
+          </w:tcPr>
+          <w:p>
+            <w:r>
+              <w:t>P50 Latency</w:t>
+            </w:r>
+          </w:p>
+        </w:tc>
+        <w:tc>
+          <w:tcPr>
+            <w:tcW w:w="0" w:type="auto"/>
+            <w:vAlign w:val="center"/>
+            <w:hideMark/>
+          </w:tcPr>
+          <w:p>
+            <w:r>
+              <w:t xml:space="preserve">XX </w:t>
+            </w:r>
+            <w:proofErr w:type="spellStart"/>
+            <w:r>
+              <w:t>ms</w:t>
+            </w:r>
+            <w:proofErr w:type="spellEnd"/>
+          </w:p>
+        </w:tc>
+      </w:tr>
+      <w:tr>
+        <w:trPr>
+          <w:tblCellSpacing w:w="15" w:type="dxa"/>
+        </w:trPr>
+        <w:tc>
+          <w:tcPr>
+            <w:tcW w:w="0" w:type="auto"/>
+            <w:vAlign w:val="center"/>
+            <w:hideMark/>
+          </w:tcPr>
+          <w:p>
+            <w:r>
+              <w:t>P95 Latency</w:t>
+            </w:r>
+          </w:p>
+        </w:tc>
+        <w:tc>
+          <w:tcPr>
+            <w:tcW w:w="0" w:type="auto"/>
+            <w:vAlign w:val="center"/>
+            <w:hideMark/>
+          </w:tcPr>
+          <w:p>
+            <w:r>
+              <w:t xml:space="preserve">XX </w:t>
+            </w:r>
+            <w:proofErr w:type="spellStart"/>
+            <w:r>
+              <w:t>ms</w:t>
+            </w:r>
+            <w:proofErr w:type="spellEnd"/>
+          </w:p>
+        </w:tc>
+      </w:tr>
+      <w:tr>
+        <w:trPr>
+          <w:tblCellSpacing w:w="15" w:type="dxa"/>
+        </w:trPr>
+        <w:tc>
+          <w:tcPr>
+            <w:tcW w:w="0" w:type="auto"/>
+            <w:vAlign w:val="center"/>
+            <w:hideMark/>
+          </w:tcPr>
+          <w:p>
+            <w:r>
+              <w:t>P99 Latency</w:t>
+            </w:r>
+          </w:p>
+        </w:tc>
+        <w:tc>
+          <w:tcPr>
+            <w:tcW w:w="0" w:type="auto"/>
+            <w:vAlign w:val="center"/>
+            <w:hideMark/>
+          </w:tcPr>
+          <w:p>
+            <w:r>
+              <w:t xml:space="preserve">XX </w:t>
+            </w:r>
+            <w:proofErr w:type="spellStart"/>
+            <w:r>
+              <w:t>ms</w:t>
+            </w:r>
+            <w:proofErr w:type="spellEnd"/>
+          </w:p>
+        </w:tc>
+      </w:tr>
+      <w:tr>
+        <w:trPr>
+          <w:tblCellSpacing w:w="15" w:type="dxa"/>
+        </w:trPr>
+        <w:tc>
+          <w:tcPr>
+            <w:tcW w:w="0" w:type="auto"/>
+            <w:vAlign w:val="center"/>
+            <w:hideMark/>
+          </w:tcPr>
+          <w:p>
+            <w:r>
+              <w:t>End-to-End Success Rate</w:t>
+            </w:r>
+          </w:p>
+        </w:tc>
+        <w:tc>
+          <w:tcPr>
+            <w:tcW w:w="0" w:type="auto"/>
+            <w:vAlign w:val="center"/>
+            <w:hideMark/>
+          </w:tcPr>
+          <w:p>
+            <w:r>
+              <w:t>XX%</w:t>
+            </w:r>
+          </w:p>
+        </w:tc>
+      </w:tr>
+    </w:tbl>
+    <w:p/>
     <w:p/>
     <w:sectPr>
       <w:pgSz w:w="11906" w:h="16838"/>
